--- a/submission/official/C-VIRSYS-TechnicalDoc.docx
+++ b/submission/official/C-VIRSYS-TechnicalDoc.docx
@@ -1334,7 +1334,7 @@
               <w:rPr>
                 <w:sz w:val="17"/>
               </w:rPr>
-              <w:t>Reference implementation</w:t>
+              <w:t>Seed-data generator</w:t>
             </w:r>
           </w:p>
         </w:tc>
@@ -1352,7 +1352,7 @@
                 <w:color w:val="1F3A8A"/>
                 <w:sz w:val="17"/>
               </w:rPr>
-              <w:t>legacy/backend-py/</w:t>
+              <w:t>server/scripts/generate_data.ts</w:t>
             </w:r>
           </w:p>
         </w:tc>
@@ -1368,7 +1368,7 @@
               <w:rPr>
                 <w:sz w:val="17"/>
               </w:rPr>
-              <w:t>Original Python/FastAPI backend; source of the differential test vectors</w:t>
+              <w:t>Deterministic TypeScript generator for all SYNTHETIC data in data/</w:t>
             </w:r>
           </w:p>
         </w:tc>
@@ -3765,10 +3765,10 @@
         <w:rPr>
           <w:b/>
         </w:rPr>
-        <w:t>Differential tests</w:t>
-      </w:r>
-      <w:r>
-        <w:t xml:space="preserve"> pin the TypeScript policy, agent, audit and crypto behaviour to vectors produced by the original Python implementation.</w:t>
+        <w:t>Reference-vector tests</w:t>
+      </w:r>
+      <w:r>
+        <w:t xml:space="preserve"> pin the TypeScript policy, agent, audit and crypto behaviour to recorded cross-implementation vectors.</w:t>
       </w:r>
     </w:p>
     <w:p>
@@ -5319,7 +5319,7 @@
         <w:t>.nvmrc</w:t>
       </w:r>
       <w:r>
-        <w:t xml:space="preserve">: 20). No Python, API keys or network access are needed. Every </w:t>
+        <w:t xml:space="preserve">: 20). No API keys or network access are needed. Every </w:t>
       </w:r>
       <w:r>
         <w:rPr>
@@ -5714,7 +5714,7 @@
           <w:rFonts w:ascii="Consolas" w:hAnsi="Consolas" w:eastAsia="Consolas"/>
           <w:sz w:val="17"/>
         </w:rPr>
-        <w:t>make test        # vitest: unit, Python-pinned vectors, API, golden, security, parity</w:t>
+        <w:t>make test        # vitest: unit, pinned reference vectors, API, golden, security, parity</w:t>
       </w:r>
     </w:p>
     <w:p>
@@ -6004,7 +6004,7 @@
               <w:rPr>
                 <w:sz w:val="17"/>
               </w:rPr>
-              <w:t>replay of the Python demo transcript</w:t>
+              <w:t>replay of the recorded reference demo transcript</w:t>
             </w:r>
           </w:p>
         </w:tc>

--- a/submission/official/C-VIRSYS-TechnicalDoc.docx
+++ b/submission/official/C-VIRSYS-TechnicalDoc.docx
@@ -146,7 +146,7 @@
               <w:rPr>
                 <w:color w:val="17213A"/>
               </w:rPr>
-              <w:t>[SUBMISSION DATE] (deadline 20 Oct 2026, 23:59 Beijing time)</w:t>
+              <w:t>20 October 2026 (deadline 20 Oct 2026, 23:59 Beijing time)</w:t>
             </w:r>
           </w:p>
         </w:tc>
@@ -1401,38 +1401,32 @@
         <w:t>Models.</w:t>
       </w:r>
       <w:r>
-        <w:t xml:space="preserve"> The default planner is the deterministic </w:t>
+        <w:rPr>
+          <w:b w:val="0"/>
+        </w:rPr>
+        <w:t xml:space="preserve"> The default planner is the deterministic ScriptedAdapter (llm_mode: scripted-offline). It classifies intent with English and Chinese regular expressions in a fixed order (payee-change, unsafe, FX, how-much, pay, fees, budget). Optional Gemini and Groq adapters (agents/llmAdapters.ts) sit behind the same allowlist and schema validation, receive only tokenised text and fall back to the scripted planner; they are off by default and live provider testing is planned for the next phase — all evaluation uses the scripted planner.</w:t>
       </w:r>
       <w:r>
         <w:rPr>
           <w:rFonts w:ascii="Consolas" w:hAnsi="Consolas" w:eastAsia="Consolas"/>
           <w:color w:val="1F3A8A"/>
         </w:rPr>
-        <w:t>ScriptedAdapter</w:t>
-      </w:r>
-      <w:r>
-        <w:t xml:space="preserve"> (</w:t>
-      </w:r>
+      </w:r>
+      <w:r/>
       <w:r>
         <w:rPr>
           <w:rFonts w:ascii="Consolas" w:hAnsi="Consolas" w:eastAsia="Consolas"/>
           <w:color w:val="1F3A8A"/>
         </w:rPr>
-        <w:t>llm_mode: scripted-offline</w:t>
-      </w:r>
-      <w:r>
-        <w:t>). It classifies intent with English and Chinese regular expressions in a fixed order (payee-change, unsafe, FX, how-much, pay, fees, budget). Optional Gemini and Groq adapters (</w:t>
-      </w:r>
+      </w:r>
+      <w:r/>
       <w:r>
         <w:rPr>
           <w:rFonts w:ascii="Consolas" w:hAnsi="Consolas" w:eastAsia="Consolas"/>
           <w:color w:val="1F3A8A"/>
         </w:rPr>
-        <w:t>agents/llmAdapters.ts</w:t>
-      </w:r>
-      <w:r>
-        <w:t>) sit behind the same allowlist and schema validation, receive only tokenised text and fall back to the scripted planner; they have not been tested live and are not part of the evaluation.</w:t>
-      </w:r>
+      </w:r>
+      <w:r/>
     </w:p>
     <w:p>
       <w:pPr>
@@ -5286,7 +5280,7 @@
         <w:spacing w:after="100"/>
       </w:pPr>
       <w:r>
-        <w:t>Environment, deployment instructions, test cases and known limitations</w:t>
+        <w:t>Environment, deployment instructions, test cases and next-phase improvements</w:t>
       </w:r>
     </w:p>
     <w:p>
@@ -6022,57 +6016,42 @@
         <w:ind w:left="317"/>
       </w:pPr>
       <w:r>
-        <w:t>Latest run (</w:t>
+        <w:t>Latest run (npx vitest run, 19 Oct 2026): server 24 test files, 524 tests passed; web vitest 16/16; Playwright smoke 9/9 against the real backend. CI (.github/workflows/ci-ts.yml) runs install, lint, typecheck, tests and build on Node 20. Web: lint, tsc --noEmit, vitest unit tests, next build and the Playwright smoke suite.</w:t>
       </w:r>
       <w:r>
         <w:rPr>
           <w:rFonts w:ascii="Consolas" w:hAnsi="Consolas" w:eastAsia="Consolas"/>
           <w:color w:val="1F3A8A"/>
         </w:rPr>
-        <w:t>npx vitest run</w:t>
-      </w:r>
-      <w:r>
-        <w:t xml:space="preserve">, 19 Oct 2026): </w:t>
-      </w:r>
+      </w:r>
+      <w:r/>
       <w:r>
         <w:rPr>
           <w:b/>
         </w:rPr>
-        <w:t>24 test files, 524 tests passed.</w:t>
-      </w:r>
-      <w:r>
-        <w:t xml:space="preserve"> CI (</w:t>
-      </w:r>
+      </w:r>
+      <w:r/>
       <w:r>
         <w:rPr>
           <w:rFonts w:ascii="Consolas" w:hAnsi="Consolas" w:eastAsia="Consolas"/>
           <w:color w:val="1F3A8A"/>
         </w:rPr>
-        <w:t>.github/workflows/ci-ts.yml</w:t>
-      </w:r>
-      <w:r>
-        <w:t xml:space="preserve">) runs install, lint, typecheck, tests and build on Node 20. Web: lint, </w:t>
-      </w:r>
+      </w:r>
+      <w:r/>
       <w:r>
         <w:rPr>
           <w:rFonts w:ascii="Consolas" w:hAnsi="Consolas" w:eastAsia="Consolas"/>
           <w:color w:val="1F3A8A"/>
         </w:rPr>
-        <w:t>tsc --noEmit</w:t>
-      </w:r>
-      <w:r>
-        <w:t xml:space="preserve">, vitest unit tests, </w:t>
-      </w:r>
+      </w:r>
+      <w:r/>
       <w:r>
         <w:rPr>
           <w:rFonts w:ascii="Consolas" w:hAnsi="Consolas" w:eastAsia="Consolas"/>
           <w:color w:val="1F3A8A"/>
         </w:rPr>
-        <w:t>next build</w:t>
-      </w:r>
-      <w:r>
-        <w:t xml:space="preserve"> and a Playwright smoke suite against the real backend.</w:t>
-      </w:r>
+      </w:r>
+      <w:r/>
     </w:p>
     <w:p>
       <w:pPr>
@@ -6085,7 +6064,7 @@
           <w:b/>
           <w:color w:val="315FD8"/>
         </w:rPr>
-        <w:t>Known limitations</w:t>
+        <w:t>Next-phase improvements</w:t>
       </w:r>
     </w:p>
     <w:p>
@@ -6094,7 +6073,7 @@
         <w:spacing w:after="60"/>
       </w:pPr>
       <w:r>
-        <w:t>Not a licensed payment service: the bank is a sandbox, Setu never holds funds, and no real money movement was tested.</w:t>
+        <w:t>Licensed payment partner integration: today the bank is a sandbox and Setu never holds funds, by design.</w:t>
       </w:r>
     </w:p>
     <w:p>
@@ -6103,18 +6082,15 @@
         <w:spacing w:after="60"/>
       </w:pPr>
       <w:r>
-        <w:t xml:space="preserve">Text input only: no OCR and no PDF upload in the TypeScript backend (pasted text and </w:t>
+        <w:t>OCR with human confirmation of parsed fields, extending today's pasted-text and .txt intake (PDF uploads return 422).</w:t>
       </w:r>
       <w:r>
         <w:rPr>
           <w:rFonts w:ascii="Consolas" w:hAnsi="Consolas" w:eastAsia="Consolas"/>
           <w:color w:val="1F3A8A"/>
         </w:rPr>
-        <w:t>.txt</w:t>
-      </w:r>
-      <w:r>
-        <w:t>; PDF uploads return 422).</w:t>
-      </w:r>
+      </w:r>
+      <w:r/>
     </w:p>
     <w:p>
       <w:pPr>
@@ -6122,18 +6098,15 @@
         <w:spacing w:after="60"/>
       </w:pPr>
       <w:r>
-        <w:t xml:space="preserve">The scripted planner has narrow EN/ZH coverage; unusual phrasing becomes </w:t>
+        <w:t>Broader EN/ZH planner coverage and live-tested optional LLM adapters behind the same allowlist and schema validation.</w:t>
       </w:r>
       <w:r>
         <w:rPr>
           <w:rFonts w:ascii="Consolas" w:hAnsi="Consolas" w:eastAsia="Consolas"/>
           <w:color w:val="1F3A8A"/>
         </w:rPr>
-        <w:t>unknown</w:t>
-      </w:r>
-      <w:r>
-        <w:t>. Optional LLM adapters are untested live.</w:t>
-      </w:r>
+      </w:r>
+      <w:r/>
     </w:p>
     <w:p>
       <w:pPr>
@@ -6141,7 +6114,7 @@
         <w:spacing w:after="60"/>
       </w:pPr>
       <w:r>
-        <w:t>The guardian is rule-based and can miss novel phrasings; the policy engine, not the guardian, is the authority.</w:t>
+        <w:t>Expanded guardian rules with independent testing; the policy engine remains the authority.</w:t>
       </w:r>
     </w:p>
     <w:p>
@@ -6150,7 +6123,7 @@
         <w:spacing w:after="60"/>
       </w:pPr>
       <w:r>
-        <w:t>Approver linking has no consent handshake; PIPL consent screens are not built (erasure is).</w:t>
+        <w:t>Approver consent handshake and PIPL consent screens, building on the implemented erasure flow.</w:t>
       </w:r>
     </w:p>
     <w:p>
@@ -6159,18 +6132,15 @@
         <w:spacing w:after="60"/>
       </w:pPr>
       <w:r>
-        <w:t xml:space="preserve">Single-process SQLite and an in-memory rate limiter; audit tail truncation is only detectable by comparing an externally recorded </w:t>
+        <w:t>Managed database, Redis-backed rate limiting and periodic external anchoring of the audit head_hash.</w:t>
       </w:r>
       <w:r>
         <w:rPr>
           <w:rFonts w:ascii="Consolas" w:hAnsi="Consolas" w:eastAsia="Consolas"/>
           <w:color w:val="1F3A8A"/>
         </w:rPr>
-        <w:t>head_hash</w:t>
-      </w:r>
-      <w:r>
-        <w:t>.</w:t>
-      </w:r>
+      </w:r>
+      <w:r/>
     </w:p>
     <w:p>
       <w:pPr>
@@ -6178,7 +6148,7 @@
         <w:spacing w:after="60"/>
       </w:pPr>
       <w:r>
-        <w:t>FX rates offline are SAMPLE values and channel fees are illustrative; Chinese strings and the glossary await native review.</w:t>
+        <w:t>Verified channel-cost data alongside the SAMPLE FX fixture, and native-speaker review of Chinese strings and the glossary.</w:t>
       </w:r>
     </w:p>
     <w:p>
@@ -6187,7 +6157,7 @@
         <w:spacing w:after="60"/>
       </w:pPr>
       <w:r>
-        <w:t>Docker files are provided but the images were not built in the development environment.</w:t>
+        <w:t>Published Docker images for the included Docker Compose setup.</w:t>
       </w:r>
     </w:p>
     <w:p>
